--- a/public/rovenet-terms-and-conditions.docx
+++ b/public/rovenet-terms-and-conditions.docx
@@ -62,7 +62,7 @@
           <w:sz w:val="21"/>
           <w:szCs w:val="21"/>
         </w:rPr>
-        <w:t xml:space="preserve">These Terms &amp; Conditions (“Terms”) form a binding agreement between you and Rovestacks, a company incorporated under the Corporate Affairs Commission (CAC) of Nigeria, in relation to your use of the Rovenet mobile application (“Rovenet,” the “App”). By creating an account or using Rovenet, you agree to these Terms. If you do not agree, please do not use the App.</w:t>
+        <w:t xml:space="preserve">These Terms &amp; Conditions (“Terms”) form a binding agreement between you and Rovestacks Technologies Limited (“Rovestacks,” “the Company”), a company duly incorporated under the Companies and Allied Matters Act and registered with the Corporate Affairs Commission (CAC) of Nigeria under RC 9619939, in relation to your use of the Rovenet mobile application (“Rovenet,” the “App”). By creating an account or using Rovenet, you agree to these Terms. If you do not agree, please do not use the App.</w:t>
       </w:r>
     </w:p>
     <w:p>
@@ -832,7 +832,7 @@
           <w:sz w:val="21"/>
           <w:szCs w:val="21"/>
         </w:rPr>
-        <w:t xml:space="preserve">Company: Rovestacks (registered under the Corporate Affairs Commission, Nigeria)</w:t>
+        <w:t xml:space="preserve">Company: Rovestacks Technologies Limited (RC 9619939), registered with the Corporate Affairs Commission, Nigeria</w:t>
       </w:r>
     </w:p>
     <w:sectPr>

--- a/public/rovenet-terms-and-conditions.docx
+++ b/public/rovenet-terms-and-conditions.docx
@@ -444,7 +444,7 @@
           <w:sz w:val="26"/>
           <w:szCs w:val="26"/>
         </w:rPr>
-        <w:t xml:space="preserve">6. Earnings and Withdrawals</w:t>
+        <w:t xml:space="preserve">6. Earnings and Redemption</w:t>
       </w:r>
     </w:p>
     <w:p>
@@ -475,61 +475,43 @@
           <w:sz w:val="21"/>
           <w:szCs w:val="21"/>
         </w:rPr>
-        <w:t xml:space="preserve">Earnings may be withdrawn as airtime, data, or other VTU products through our VTU partner (currently VTPass).</w:t>
-      </w:r>
-    </w:p>
-    <w:p>
-      <w:pPr>
-        <w:pStyle w:val="ListParagraph"/>
-        <w:numPr>
-          <w:ilvl w:val="0"/>
-          <w:numId w:val="1"/>
-        </w:numPr>
-        <w:spacing w:after="80"/>
-      </w:pPr>
-      <w:r>
-        <w:rPr>
-          <w:color w:val="0F1626"/>
-          <w:sz w:val="21"/>
-          <w:szCs w:val="21"/>
-        </w:rPr>
-        <w:t xml:space="preserve">Earnings may alternatively be withdrawn directly to a linked Nigerian bank account, subject to a minimum withdrawal amount of ₦20,000 (twenty thousand Naira) per request.</w:t>
-      </w:r>
-    </w:p>
-    <w:p>
-      <w:pPr>
-        <w:pStyle w:val="ListParagraph"/>
-        <w:numPr>
-          <w:ilvl w:val="0"/>
-          <w:numId w:val="1"/>
-        </w:numPr>
-        <w:spacing w:after="80"/>
-      </w:pPr>
-      <w:r>
-        <w:rPr>
-          <w:color w:val="0F1626"/>
-          <w:sz w:val="21"/>
-          <w:szCs w:val="21"/>
-        </w:rPr>
-        <w:t xml:space="preserve">Withdrawal requests are subject to identity and account verification, and may be delayed or declined where Rovestacks reasonably suspects fraud, abuse of the platform, or a violation of these Terms.</w:t>
-      </w:r>
-    </w:p>
-    <w:p>
-      <w:pPr>
-        <w:pStyle w:val="ListParagraph"/>
-        <w:numPr>
-          <w:ilvl w:val="0"/>
-          <w:numId w:val="1"/>
-        </w:numPr>
-        <w:spacing w:after="80"/>
-      </w:pPr>
-      <w:r>
-        <w:rPr>
-          <w:color w:val="0F1626"/>
-          <w:sz w:val="21"/>
-          <w:szCs w:val="21"/>
-        </w:rPr>
-        <w:t xml:space="preserve">Rovestacks is not responsible for delays caused by third-party payment processors, banks, or VTU providers once a withdrawal instruction has been correctly submitted to them.</w:t>
+        <w:t xml:space="preserve">Earnings may be redeemed as airtime, data, or other VTU products through our VTU partner (currently VTPass).</w:t>
+      </w:r>
+    </w:p>
+    <w:p>
+      <w:pPr>
+        <w:pStyle w:val="ListParagraph"/>
+        <w:numPr>
+          <w:ilvl w:val="0"/>
+          <w:numId w:val="1"/>
+        </w:numPr>
+        <w:spacing w:after="80"/>
+      </w:pPr>
+      <w:r>
+        <w:rPr>
+          <w:color w:val="0F1626"/>
+          <w:sz w:val="21"/>
+          <w:szCs w:val="21"/>
+        </w:rPr>
+        <w:t xml:space="preserve">Redemption requests are subject to identity and account verification, and may be delayed or declined where Rovestacks reasonably suspects fraud, abuse of the platform, or a violation of these Terms.</w:t>
+      </w:r>
+    </w:p>
+    <w:p>
+      <w:pPr>
+        <w:pStyle w:val="ListParagraph"/>
+        <w:numPr>
+          <w:ilvl w:val="0"/>
+          <w:numId w:val="1"/>
+        </w:numPr>
+        <w:spacing w:after="80"/>
+      </w:pPr>
+      <w:r>
+        <w:rPr>
+          <w:color w:val="0F1626"/>
+          <w:sz w:val="21"/>
+          <w:szCs w:val="21"/>
+        </w:rPr>
+        <w:t xml:space="preserve">Rovestacks is not responsible for delays caused by third-party payment processors or VTU providers once a redemption instruction has been correctly submitted to them.</w:t>
       </w:r>
     </w:p>
     <w:p>
